--- a/02_Document/files/记录文档20260717.docx
+++ b/02_Document/files/记录文档20260717.docx
@@ -24,9 +24,6 @@
     <w:p>
       <w:pPr>
         <w:pStyle w:val="a7"/>
-        <w:rPr>
-          <w:rFonts w:hint="eastAsia"/>
-        </w:rPr>
       </w:pPr>
       <w:r>
         <w:rPr>
@@ -46,76 +43,6 @@
                 <pic:pic xmlns:pic="http://schemas.openxmlformats.org/drawingml/2006/picture">
                   <pic:nvPicPr>
                     <pic:cNvPr id="0" name="Picture 1"/>
-                    <pic:cNvPicPr>
-                      <a:picLocks noChangeAspect="1" noChangeArrowheads="1"/>
-                    </pic:cNvPicPr>
-                  </pic:nvPicPr>
-                  <pic:blipFill>
-                    <a:blip r:embed="rId6">
-                      <a:extLst>
-                        <a:ext uri="{28A0092B-C50C-407E-A947-70E740481C1C}">
-                          <a14:useLocalDpi xmlns:a14="http://schemas.microsoft.com/office/drawing/2010/main" val="0"/>
-                        </a:ext>
-                      </a:extLst>
-                    </a:blip>
-                    <a:srcRect/>
-                    <a:stretch>
-                      <a:fillRect/>
-                    </a:stretch>
-                  </pic:blipFill>
-                  <pic:spPr bwMode="auto">
-                    <a:xfrm>
-                      <a:off x="0" y="0"/>
-                      <a:ext cx="5274310" cy="2968625"/>
-                    </a:xfrm>
-                    <a:prstGeom prst="rect">
-                      <a:avLst/>
-                    </a:prstGeom>
-                    <a:noFill/>
-                    <a:ln>
-                      <a:noFill/>
-                    </a:ln>
-                  </pic:spPr>
-                </pic:pic>
-              </a:graphicData>
-            </a:graphic>
-          </wp:inline>
-        </w:drawing>
-      </w:r>
-    </w:p>
-    <w:p>
-      <w:pPr>
-        <w:pStyle w:val="a7"/>
-      </w:pPr>
-      <w:r>
-        <w:t>桌面 25%：</w:t>
-      </w:r>
-    </w:p>
-    <w:p>
-      <w:pPr>
-        <w:pStyle w:val="a7"/>
-        <w:rPr>
-          <w:rFonts w:hint="eastAsia"/>
-        </w:rPr>
-      </w:pPr>
-      <w:r>
-        <w:rPr>
-          <w:rFonts w:hint="eastAsia"/>
-          <w:noProof/>
-        </w:rPr>
-        <w:drawing>
-          <wp:inline distT="0" distB="0" distL="0" distR="0" wp14:anchorId="7F870816" wp14:editId="554458CB">
-            <wp:extent cx="5274310" cy="2968625"/>
-            <wp:effectExtent l="0" t="0" r="2540" b="3175"/>
-            <wp:docPr id="2" name="图片 2"/>
-            <wp:cNvGraphicFramePr>
-              <a:graphicFrameLocks xmlns:a="http://schemas.openxmlformats.org/drawingml/2006/main" noChangeAspect="1"/>
-            </wp:cNvGraphicFramePr>
-            <a:graphic xmlns:a="http://schemas.openxmlformats.org/drawingml/2006/main">
-              <a:graphicData uri="http://schemas.openxmlformats.org/drawingml/2006/picture">
-                <pic:pic xmlns:pic="http://schemas.openxmlformats.org/drawingml/2006/picture">
-                  <pic:nvPicPr>
-                    <pic:cNvPr id="0" name="Picture 3"/>
                     <pic:cNvPicPr>
                       <a:picLocks noChangeAspect="1" noChangeArrowheads="1"/>
                     </pic:cNvPicPr>
@@ -158,15 +85,79 @@
         <w:pStyle w:val="a7"/>
       </w:pPr>
       <w:r>
+        <w:t>桌面 25%：</w:t>
+      </w:r>
+    </w:p>
+    <w:p>
+      <w:pPr>
+        <w:pStyle w:val="a7"/>
+      </w:pPr>
+      <w:r>
+        <w:rPr>
+          <w:rFonts w:hint="eastAsia"/>
+          <w:noProof/>
+        </w:rPr>
+        <w:drawing>
+          <wp:inline distT="0" distB="0" distL="0" distR="0" wp14:anchorId="7F870816" wp14:editId="554458CB">
+            <wp:extent cx="5274310" cy="2968625"/>
+            <wp:effectExtent l="0" t="0" r="2540" b="3175"/>
+            <wp:docPr id="2" name="图片 2"/>
+            <wp:cNvGraphicFramePr>
+              <a:graphicFrameLocks xmlns:a="http://schemas.openxmlformats.org/drawingml/2006/main" noChangeAspect="1"/>
+            </wp:cNvGraphicFramePr>
+            <a:graphic xmlns:a="http://schemas.openxmlformats.org/drawingml/2006/main">
+              <a:graphicData uri="http://schemas.openxmlformats.org/drawingml/2006/picture">
+                <pic:pic xmlns:pic="http://schemas.openxmlformats.org/drawingml/2006/picture">
+                  <pic:nvPicPr>
+                    <pic:cNvPr id="0" name="Picture 3"/>
+                    <pic:cNvPicPr>
+                      <a:picLocks noChangeAspect="1" noChangeArrowheads="1"/>
+                    </pic:cNvPicPr>
+                  </pic:nvPicPr>
+                  <pic:blipFill>
+                    <a:blip r:embed="rId8">
+                      <a:extLst>
+                        <a:ext uri="{28A0092B-C50C-407E-A947-70E740481C1C}">
+                          <a14:useLocalDpi xmlns:a14="http://schemas.microsoft.com/office/drawing/2010/main" val="0"/>
+                        </a:ext>
+                      </a:extLst>
+                    </a:blip>
+                    <a:srcRect/>
+                    <a:stretch>
+                      <a:fillRect/>
+                    </a:stretch>
+                  </pic:blipFill>
+                  <pic:spPr bwMode="auto">
+                    <a:xfrm>
+                      <a:off x="0" y="0"/>
+                      <a:ext cx="5274310" cy="2968625"/>
+                    </a:xfrm>
+                    <a:prstGeom prst="rect">
+                      <a:avLst/>
+                    </a:prstGeom>
+                    <a:noFill/>
+                    <a:ln>
+                      <a:noFill/>
+                    </a:ln>
+                  </pic:spPr>
+                </pic:pic>
+              </a:graphicData>
+            </a:graphic>
+          </wp:inline>
+        </w:drawing>
+      </w:r>
+    </w:p>
+    <w:p>
+      <w:pPr>
+        <w:pStyle w:val="a7"/>
+      </w:pPr>
+      <w:r>
         <w:t>375px 移动端：</w:t>
       </w:r>
     </w:p>
     <w:p>
       <w:pPr>
         <w:pStyle w:val="a7"/>
-        <w:rPr>
-          <w:rFonts w:hint="eastAsia"/>
-        </w:rPr>
       </w:pPr>
       <w:r>
         <w:rPr>
@@ -192,7 +183,7 @@
                     </pic:cNvPicPr>
                   </pic:nvPicPr>
                   <pic:blipFill>
-                    <a:blip r:embed="rId8">
+                    <a:blip r:embed="rId9">
                       <a:extLst>
                         <a:ext uri="{28A0092B-C50C-407E-A947-70E740481C1C}">
                           <a14:useLocalDpi xmlns:a14="http://schemas.microsoft.com/office/drawing/2010/main" val="0"/>
@@ -256,7 +247,7 @@
                     </pic:cNvPicPr>
                   </pic:nvPicPr>
                   <pic:blipFill>
-                    <a:blip r:embed="rId6">
+                    <a:blip r:embed="rId7">
                       <a:extLst>
                         <a:ext uri="{28A0092B-C50C-407E-A947-70E740481C1C}">
                           <a14:useLocalDpi xmlns:a14="http://schemas.microsoft.com/office/drawing/2010/main" val="0"/>
@@ -295,6 +286,1423 @@
     <w:p/>
     <w:p/>
     <w:p/>
+    <w:p>
+      <w:pPr>
+        <w:widowControl/>
+        <w:spacing w:before="100" w:beforeAutospacing="1" w:after="100" w:afterAutospacing="1"/>
+        <w:jc w:val="left"/>
+        <w:rPr>
+          <w:rFonts w:ascii="宋体" w:eastAsia="宋体" w:hAnsi="宋体" w:cs="宋体"/>
+          <w:kern w:val="0"/>
+          <w:sz w:val="24"/>
+          <w:szCs w:val="24"/>
+        </w:rPr>
+      </w:pPr>
+      <w:r>
+        <w:rPr>
+          <w:rFonts w:ascii="宋体" w:eastAsia="宋体" w:hAnsi="宋体" w:cs="宋体"/>
+          <w:kern w:val="0"/>
+          <w:sz w:val="24"/>
+          <w:szCs w:val="24"/>
+        </w:rPr>
+        <w:t>codex在这个项目中每次都要发布site网站的目的是什么？</w:t>
+      </w:r>
+    </w:p>
+    <w:p>
+      <w:pPr>
+        <w:widowControl/>
+        <w:jc w:val="left"/>
+        <w:rPr>
+          <w:rFonts w:ascii="宋体" w:eastAsia="宋体" w:hAnsi="宋体" w:cs="宋体"/>
+          <w:kern w:val="0"/>
+          <w:sz w:val="24"/>
+          <w:szCs w:val="24"/>
+        </w:rPr>
+      </w:pPr>
+      <w:r>
+        <w:rPr>
+          <w:rFonts w:ascii="宋体" w:eastAsia="宋体" w:hAnsi="宋体" w:cs="宋体"/>
+          <w:kern w:val="0"/>
+          <w:sz w:val="24"/>
+          <w:szCs w:val="24"/>
+        </w:rPr>
+        <w:t>11:32</w:t>
+      </w:r>
+    </w:p>
+    <w:p>
+      <w:pPr>
+        <w:widowControl/>
+        <w:jc w:val="left"/>
+        <w:rPr>
+          <w:rFonts w:ascii="宋体" w:eastAsia="宋体" w:hAnsi="宋体" w:cs="宋体"/>
+          <w:kern w:val="0"/>
+          <w:sz w:val="24"/>
+          <w:szCs w:val="24"/>
+        </w:rPr>
+      </w:pPr>
+      <w:r>
+        <w:rPr>
+          <w:rFonts w:ascii="宋体" w:eastAsia="宋体" w:hAnsi="宋体" w:cs="宋体"/>
+          <w:kern w:val="0"/>
+          <w:sz w:val="24"/>
+          <w:szCs w:val="24"/>
+        </w:rPr>
+        <w:t>耗时 2分钟 52秒</w:t>
+      </w:r>
+    </w:p>
+    <w:p>
+      <w:pPr>
+        <w:widowControl/>
+        <w:spacing w:before="100" w:beforeAutospacing="1" w:after="100" w:afterAutospacing="1"/>
+        <w:jc w:val="left"/>
+        <w:rPr>
+          <w:rFonts w:ascii="宋体" w:eastAsia="宋体" w:hAnsi="宋体" w:cs="宋体"/>
+          <w:kern w:val="0"/>
+          <w:sz w:val="24"/>
+          <w:szCs w:val="24"/>
+        </w:rPr>
+      </w:pPr>
+      <w:r>
+        <w:rPr>
+          <w:rFonts w:ascii="宋体" w:eastAsia="宋体" w:hAnsi="宋体" w:cs="宋体"/>
+          <w:kern w:val="0"/>
+          <w:sz w:val="24"/>
+          <w:szCs w:val="24"/>
+        </w:rPr>
+        <w:t>目的主要是生成一个可分享、可复现的线上预览地址，方便远程验收，不是代码开发本身的必要步骤。</w:t>
+      </w:r>
+      <w:proofErr w:type="spellStart"/>
+      <w:r>
+        <w:rPr>
+          <w:rFonts w:ascii="宋体" w:eastAsia="宋体" w:hAnsi="宋体" w:cs="宋体"/>
+          <w:kern w:val="0"/>
+          <w:sz w:val="24"/>
+          <w:szCs w:val="24"/>
+        </w:rPr>
+        <w:t>OpenAI</w:t>
+      </w:r>
+      <w:proofErr w:type="spellEnd"/>
+      <w:r>
+        <w:rPr>
+          <w:rFonts w:ascii="宋体" w:eastAsia="宋体" w:hAnsi="宋体" w:cs="宋体"/>
+          <w:kern w:val="0"/>
+          <w:sz w:val="24"/>
+          <w:szCs w:val="24"/>
+        </w:rPr>
+        <w:t xml:space="preserve"> 也把“构建或更新网站并部署预览”列为 Codex 的一种工作流程。</w:t>
+      </w:r>
+      <w:r>
+        <w:rPr>
+          <w:rFonts w:ascii="宋体" w:eastAsia="宋体" w:hAnsi="宋体" w:cs="宋体"/>
+          <w:kern w:val="0"/>
+          <w:sz w:val="24"/>
+          <w:szCs w:val="24"/>
+        </w:rPr>
+        <w:fldChar w:fldCharType="begin"/>
+      </w:r>
+      <w:r>
+        <w:rPr>
+          <w:rFonts w:ascii="宋体" w:eastAsia="宋体" w:hAnsi="宋体" w:cs="宋体"/>
+          <w:kern w:val="0"/>
+          <w:sz w:val="24"/>
+          <w:szCs w:val="24"/>
+        </w:rPr>
+        <w:instrText xml:space="preserve"> HYPERLINK "https://developers.openai.com/codex/use-cases" </w:instrText>
+      </w:r>
+      <w:r>
+        <w:rPr>
+          <w:rFonts w:ascii="宋体" w:eastAsia="宋体" w:hAnsi="宋体" w:cs="宋体"/>
+          <w:kern w:val="0"/>
+          <w:sz w:val="24"/>
+          <w:szCs w:val="24"/>
+        </w:rPr>
+        <w:fldChar w:fldCharType="separate"/>
+      </w:r>
+      <w:r>
+        <w:rPr>
+          <w:rFonts w:ascii="宋体" w:eastAsia="宋体" w:hAnsi="宋体" w:cs="宋体"/>
+          <w:color w:val="0000FF"/>
+          <w:kern w:val="0"/>
+          <w:sz w:val="24"/>
+          <w:szCs w:val="24"/>
+          <w:u w:val="single"/>
+        </w:rPr>
+        <w:t>OpenAI Codex Use Cases</w:t>
+      </w:r>
+      <w:r>
+        <w:rPr>
+          <w:rFonts w:ascii="宋体" w:eastAsia="宋体" w:hAnsi="宋体" w:cs="宋体"/>
+          <w:kern w:val="0"/>
+          <w:sz w:val="24"/>
+          <w:szCs w:val="24"/>
+        </w:rPr>
+        <w:fldChar w:fldCharType="end"/>
+      </w:r>
+    </w:p>
+    <w:p>
+      <w:pPr>
+        <w:widowControl/>
+        <w:spacing w:before="100" w:beforeAutospacing="1" w:after="100" w:afterAutospacing="1"/>
+        <w:jc w:val="left"/>
+        <w:rPr>
+          <w:rFonts w:ascii="宋体" w:eastAsia="宋体" w:hAnsi="宋体" w:cs="宋体"/>
+          <w:kern w:val="0"/>
+          <w:sz w:val="24"/>
+          <w:szCs w:val="24"/>
+        </w:rPr>
+      </w:pPr>
+      <w:r>
+        <w:rPr>
+          <w:rFonts w:ascii="宋体" w:eastAsia="宋体" w:hAnsi="宋体" w:cs="宋体"/>
+          <w:kern w:val="0"/>
+          <w:sz w:val="24"/>
+          <w:szCs w:val="24"/>
+        </w:rPr>
+        <w:t>这个项目每次都会触发发布，是因为项目里存在：</w:t>
+      </w:r>
+    </w:p>
+    <w:p>
+      <w:pPr>
+        <w:widowControl/>
+        <w:tabs>
+          <w:tab w:val="left" w:pos="916"/>
+          <w:tab w:val="left" w:pos="1832"/>
+          <w:tab w:val="left" w:pos="2748"/>
+          <w:tab w:val="left" w:pos="3664"/>
+          <w:tab w:val="left" w:pos="4580"/>
+          <w:tab w:val="left" w:pos="5496"/>
+          <w:tab w:val="left" w:pos="6412"/>
+          <w:tab w:val="left" w:pos="7328"/>
+          <w:tab w:val="left" w:pos="8244"/>
+          <w:tab w:val="left" w:pos="9160"/>
+          <w:tab w:val="left" w:pos="10076"/>
+          <w:tab w:val="left" w:pos="10992"/>
+          <w:tab w:val="left" w:pos="11908"/>
+          <w:tab w:val="left" w:pos="12824"/>
+          <w:tab w:val="left" w:pos="13740"/>
+          <w:tab w:val="left" w:pos="14656"/>
+        </w:tabs>
+        <w:jc w:val="left"/>
+        <w:rPr>
+          <w:rFonts w:ascii="宋体" w:eastAsia="宋体" w:hAnsi="宋体" w:cs="宋体"/>
+          <w:kern w:val="0"/>
+          <w:sz w:val="24"/>
+          <w:szCs w:val="24"/>
+        </w:rPr>
+      </w:pPr>
+      <w:r>
+        <w:rPr>
+          <w:rFonts w:ascii="宋体" w:eastAsia="宋体" w:hAnsi="宋体" w:cs="宋体"/>
+          <w:kern w:val="0"/>
+          <w:sz w:val="24"/>
+          <w:szCs w:val="24"/>
+        </w:rPr>
+        <w:t>.</w:t>
+      </w:r>
+      <w:proofErr w:type="spellStart"/>
+      <w:r>
+        <w:rPr>
+          <w:rFonts w:ascii="宋体" w:eastAsia="宋体" w:hAnsi="宋体" w:cs="宋体"/>
+          <w:kern w:val="0"/>
+          <w:sz w:val="24"/>
+          <w:szCs w:val="24"/>
+        </w:rPr>
+        <w:t>openai</w:t>
+      </w:r>
+      <w:proofErr w:type="spellEnd"/>
+      <w:r>
+        <w:rPr>
+          <w:rFonts w:ascii="宋体" w:eastAsia="宋体" w:hAnsi="宋体" w:cs="宋体"/>
+          <w:kern w:val="0"/>
+          <w:sz w:val="24"/>
+          <w:szCs w:val="24"/>
+        </w:rPr>
+        <w:t>/</w:t>
+      </w:r>
+      <w:proofErr w:type="spellStart"/>
+      <w:r>
+        <w:rPr>
+          <w:rFonts w:ascii="宋体" w:eastAsia="宋体" w:hAnsi="宋体" w:cs="宋体"/>
+          <w:kern w:val="0"/>
+          <w:sz w:val="24"/>
+          <w:szCs w:val="24"/>
+        </w:rPr>
+        <w:t>hosting.json</w:t>
+      </w:r>
+      <w:proofErr w:type="spellEnd"/>
+    </w:p>
+    <w:p>
+      <w:pPr>
+        <w:widowControl/>
+        <w:spacing w:before="100" w:beforeAutospacing="1" w:after="100" w:afterAutospacing="1"/>
+        <w:jc w:val="left"/>
+        <w:rPr>
+          <w:rFonts w:ascii="宋体" w:eastAsia="宋体" w:hAnsi="宋体" w:cs="宋体"/>
+          <w:kern w:val="0"/>
+          <w:sz w:val="24"/>
+          <w:szCs w:val="24"/>
+        </w:rPr>
+      </w:pPr>
+      <w:r>
+        <w:rPr>
+          <w:rFonts w:ascii="宋体" w:eastAsia="宋体" w:hAnsi="宋体" w:cs="宋体"/>
+          <w:kern w:val="0"/>
+          <w:sz w:val="24"/>
+          <w:szCs w:val="24"/>
+        </w:rPr>
+        <w:t>它会触发已安装的 Sites 工作流。该工作流的默认规则是：</w:t>
+      </w:r>
+    </w:p>
+    <w:p>
+      <w:pPr>
+        <w:widowControl/>
+        <w:numPr>
+          <w:ilvl w:val="0"/>
+          <w:numId w:val="1"/>
+        </w:numPr>
+        <w:spacing w:before="100" w:beforeAutospacing="1" w:after="100" w:afterAutospacing="1"/>
+        <w:jc w:val="left"/>
+        <w:rPr>
+          <w:rFonts w:ascii="宋体" w:eastAsia="宋体" w:hAnsi="宋体" w:cs="宋体"/>
+          <w:kern w:val="0"/>
+          <w:sz w:val="24"/>
+          <w:szCs w:val="24"/>
+        </w:rPr>
+      </w:pPr>
+      <w:r>
+        <w:rPr>
+          <w:rFonts w:ascii="宋体" w:eastAsia="宋体" w:hAnsi="宋体" w:cs="宋体"/>
+          <w:kern w:val="0"/>
+          <w:sz w:val="24"/>
+          <w:szCs w:val="24"/>
+        </w:rPr>
+        <w:t>网站修改并验证成功后；</w:t>
+      </w:r>
+    </w:p>
+    <w:p>
+      <w:pPr>
+        <w:widowControl/>
+        <w:numPr>
+          <w:ilvl w:val="0"/>
+          <w:numId w:val="1"/>
+        </w:numPr>
+        <w:spacing w:before="100" w:beforeAutospacing="1" w:after="100" w:afterAutospacing="1"/>
+        <w:jc w:val="left"/>
+        <w:rPr>
+          <w:rFonts w:ascii="宋体" w:eastAsia="宋体" w:hAnsi="宋体" w:cs="宋体"/>
+          <w:kern w:val="0"/>
+          <w:sz w:val="24"/>
+          <w:szCs w:val="24"/>
+        </w:rPr>
+      </w:pPr>
+      <w:r>
+        <w:rPr>
+          <w:rFonts w:ascii="宋体" w:eastAsia="宋体" w:hAnsi="宋体" w:cs="宋体"/>
+          <w:kern w:val="0"/>
+          <w:sz w:val="24"/>
+          <w:szCs w:val="24"/>
+        </w:rPr>
+        <w:t>如果用户没有明确要求“仅本地完成”；</w:t>
+      </w:r>
+    </w:p>
+    <w:p>
+      <w:pPr>
+        <w:widowControl/>
+        <w:numPr>
+          <w:ilvl w:val="0"/>
+          <w:numId w:val="1"/>
+        </w:numPr>
+        <w:spacing w:before="100" w:beforeAutospacing="1" w:after="100" w:afterAutospacing="1"/>
+        <w:jc w:val="left"/>
+        <w:rPr>
+          <w:rFonts w:ascii="宋体" w:eastAsia="宋体" w:hAnsi="宋体" w:cs="宋体"/>
+          <w:kern w:val="0"/>
+          <w:sz w:val="24"/>
+          <w:szCs w:val="24"/>
+        </w:rPr>
+      </w:pPr>
+      <w:r>
+        <w:rPr>
+          <w:rFonts w:ascii="宋体" w:eastAsia="宋体" w:hAnsi="宋体" w:cs="宋体"/>
+          <w:kern w:val="0"/>
+          <w:sz w:val="24"/>
+          <w:szCs w:val="24"/>
+        </w:rPr>
+        <w:t>就继续发布到 Sites，并返回线上地址。</w:t>
+      </w:r>
+    </w:p>
+    <w:p>
+      <w:pPr>
+        <w:widowControl/>
+        <w:spacing w:before="100" w:beforeAutospacing="1" w:after="100" w:afterAutospacing="1"/>
+        <w:jc w:val="left"/>
+        <w:rPr>
+          <w:rFonts w:ascii="宋体" w:eastAsia="宋体" w:hAnsi="宋体" w:cs="宋体"/>
+          <w:kern w:val="0"/>
+          <w:sz w:val="24"/>
+          <w:szCs w:val="24"/>
+        </w:rPr>
+      </w:pPr>
+      <w:r>
+        <w:rPr>
+          <w:rFonts w:ascii="宋体" w:eastAsia="宋体" w:hAnsi="宋体" w:cs="宋体"/>
+          <w:kern w:val="0"/>
+          <w:sz w:val="24"/>
+          <w:szCs w:val="24"/>
+        </w:rPr>
+        <w:t>所以这不是 Astro、Git 或你的网站必须这样做，也不是为了更新 Cloudflare。Sites 和你的 Cloudflare Pages 是两套完全独立的部署系统。</w:t>
+      </w:r>
+    </w:p>
+    <w:p>
+      <w:pPr>
+        <w:widowControl/>
+        <w:spacing w:before="100" w:beforeAutospacing="1" w:after="100" w:afterAutospacing="1"/>
+        <w:jc w:val="left"/>
+        <w:rPr>
+          <w:rFonts w:ascii="宋体" w:eastAsia="宋体" w:hAnsi="宋体" w:cs="宋体"/>
+          <w:kern w:val="0"/>
+          <w:sz w:val="24"/>
+          <w:szCs w:val="24"/>
+        </w:rPr>
+      </w:pPr>
+      <w:r>
+        <w:rPr>
+          <w:rFonts w:ascii="宋体" w:eastAsia="宋体" w:hAnsi="宋体" w:cs="宋体"/>
+          <w:kern w:val="0"/>
+          <w:sz w:val="24"/>
+          <w:szCs w:val="24"/>
+        </w:rPr>
+        <w:lastRenderedPageBreak/>
+        <w:t>对于当前项目，大多数样式调整只需要：</w:t>
+      </w:r>
+    </w:p>
+    <w:p>
+      <w:pPr>
+        <w:widowControl/>
+        <w:numPr>
+          <w:ilvl w:val="0"/>
+          <w:numId w:val="2"/>
+        </w:numPr>
+        <w:spacing w:before="100" w:beforeAutospacing="1" w:after="100" w:afterAutospacing="1"/>
+        <w:jc w:val="left"/>
+        <w:rPr>
+          <w:rFonts w:ascii="宋体" w:eastAsia="宋体" w:hAnsi="宋体" w:cs="宋体"/>
+          <w:kern w:val="0"/>
+          <w:sz w:val="24"/>
+          <w:szCs w:val="24"/>
+        </w:rPr>
+      </w:pPr>
+      <w:r>
+        <w:rPr>
+          <w:rFonts w:ascii="宋体" w:eastAsia="宋体" w:hAnsi="宋体" w:cs="宋体"/>
+          <w:kern w:val="0"/>
+          <w:sz w:val="24"/>
+          <w:szCs w:val="24"/>
+        </w:rPr>
+        <w:t>本地修改；</w:t>
+      </w:r>
+    </w:p>
+    <w:p>
+      <w:pPr>
+        <w:widowControl/>
+        <w:numPr>
+          <w:ilvl w:val="0"/>
+          <w:numId w:val="2"/>
+        </w:numPr>
+        <w:spacing w:before="100" w:beforeAutospacing="1" w:after="100" w:afterAutospacing="1"/>
+        <w:jc w:val="left"/>
+        <w:rPr>
+          <w:rFonts w:ascii="宋体" w:eastAsia="宋体" w:hAnsi="宋体" w:cs="宋体"/>
+          <w:kern w:val="0"/>
+          <w:sz w:val="24"/>
+          <w:szCs w:val="24"/>
+        </w:rPr>
+      </w:pPr>
+      <w:r>
+        <w:rPr>
+          <w:rFonts w:ascii="宋体" w:eastAsia="宋体" w:hAnsi="宋体" w:cs="宋体"/>
+          <w:kern w:val="0"/>
+          <w:sz w:val="24"/>
+          <w:szCs w:val="24"/>
+        </w:rPr>
+        <w:t>运行 http://localhost:4321/；</w:t>
+      </w:r>
+    </w:p>
+    <w:p>
+      <w:pPr>
+        <w:widowControl/>
+        <w:numPr>
+          <w:ilvl w:val="0"/>
+          <w:numId w:val="2"/>
+        </w:numPr>
+        <w:spacing w:before="100" w:beforeAutospacing="1" w:after="100" w:afterAutospacing="1"/>
+        <w:jc w:val="left"/>
+        <w:rPr>
+          <w:rFonts w:ascii="宋体" w:eastAsia="宋体" w:hAnsi="宋体" w:cs="宋体"/>
+          <w:kern w:val="0"/>
+          <w:sz w:val="24"/>
+          <w:szCs w:val="24"/>
+        </w:rPr>
+      </w:pPr>
+      <w:r>
+        <w:rPr>
+          <w:rFonts w:ascii="宋体" w:eastAsia="宋体" w:hAnsi="宋体" w:cs="宋体"/>
+          <w:kern w:val="0"/>
+          <w:sz w:val="24"/>
+          <w:szCs w:val="24"/>
+        </w:rPr>
+        <w:t>浏览器检查桌面、移动端和滚动效果；</w:t>
+      </w:r>
+    </w:p>
+    <w:p>
+      <w:pPr>
+        <w:widowControl/>
+        <w:numPr>
+          <w:ilvl w:val="0"/>
+          <w:numId w:val="2"/>
+        </w:numPr>
+        <w:spacing w:before="100" w:beforeAutospacing="1" w:after="100" w:afterAutospacing="1"/>
+        <w:jc w:val="left"/>
+        <w:rPr>
+          <w:rFonts w:ascii="宋体" w:eastAsia="宋体" w:hAnsi="宋体" w:cs="宋体"/>
+          <w:kern w:val="0"/>
+          <w:sz w:val="24"/>
+          <w:szCs w:val="24"/>
+        </w:rPr>
+      </w:pPr>
+      <w:r>
+        <w:rPr>
+          <w:rFonts w:ascii="宋体" w:eastAsia="宋体" w:hAnsi="宋体" w:cs="宋体"/>
+          <w:kern w:val="0"/>
+          <w:sz w:val="24"/>
+          <w:szCs w:val="24"/>
+        </w:rPr>
+        <w:t>运行测试和构建。</w:t>
+      </w:r>
+    </w:p>
+    <w:p>
+      <w:pPr>
+        <w:widowControl/>
+        <w:spacing w:before="100" w:beforeAutospacing="1" w:after="100" w:afterAutospacing="1"/>
+        <w:jc w:val="left"/>
+        <w:rPr>
+          <w:rFonts w:ascii="宋体" w:eastAsia="宋体" w:hAnsi="宋体" w:cs="宋体"/>
+          <w:kern w:val="0"/>
+          <w:sz w:val="24"/>
+          <w:szCs w:val="24"/>
+        </w:rPr>
+      </w:pPr>
+      <w:r>
+        <w:rPr>
+          <w:rFonts w:ascii="宋体" w:eastAsia="宋体" w:hAnsi="宋体" w:cs="宋体"/>
+          <w:kern w:val="0"/>
+          <w:sz w:val="24"/>
+          <w:szCs w:val="24"/>
+        </w:rPr>
+        <w:t>完全没必要发布 Sites。</w:t>
+      </w:r>
+    </w:p>
+    <w:p>
+      <w:pPr>
+        <w:widowControl/>
+        <w:spacing w:before="100" w:beforeAutospacing="1" w:after="100" w:afterAutospacing="1"/>
+        <w:jc w:val="left"/>
+        <w:rPr>
+          <w:rFonts w:ascii="宋体" w:eastAsia="宋体" w:hAnsi="宋体" w:cs="宋体"/>
+          <w:kern w:val="0"/>
+          <w:sz w:val="24"/>
+          <w:szCs w:val="24"/>
+        </w:rPr>
+      </w:pPr>
+      <w:r>
+        <w:rPr>
+          <w:rFonts w:ascii="宋体" w:eastAsia="宋体" w:hAnsi="宋体" w:cs="宋体"/>
+          <w:kern w:val="0"/>
+          <w:sz w:val="24"/>
+          <w:szCs w:val="24"/>
+        </w:rPr>
+        <w:t>以后最稳妥的约定应当是：</w:t>
+      </w:r>
+    </w:p>
+    <w:p>
+      <w:pPr>
+        <w:widowControl/>
+        <w:spacing w:beforeAutospacing="1" w:afterAutospacing="1"/>
+        <w:jc w:val="left"/>
+        <w:rPr>
+          <w:rFonts w:ascii="宋体" w:eastAsia="宋体" w:hAnsi="宋体" w:cs="宋体"/>
+          <w:kern w:val="0"/>
+          <w:sz w:val="24"/>
+          <w:szCs w:val="24"/>
+        </w:rPr>
+      </w:pPr>
+      <w:r>
+        <w:rPr>
+          <w:rFonts w:ascii="宋体" w:eastAsia="宋体" w:hAnsi="宋体" w:cs="宋体"/>
+          <w:kern w:val="0"/>
+          <w:sz w:val="24"/>
+          <w:szCs w:val="24"/>
+        </w:rPr>
+        <w:t>本项目默认只进行本地开发、测试和构建；除非我明确要求“发布”或“上线”，否则不得部署到 Sites、Cloudflare 或其他线上环境。</w:t>
+      </w:r>
+    </w:p>
+    <w:p>
+      <w:pPr>
+        <w:widowControl/>
+        <w:spacing w:before="100" w:beforeAutospacing="1" w:after="100" w:afterAutospacing="1"/>
+        <w:jc w:val="left"/>
+        <w:rPr>
+          <w:rFonts w:ascii="宋体" w:eastAsia="宋体" w:hAnsi="宋体" w:cs="宋体"/>
+          <w:kern w:val="0"/>
+          <w:sz w:val="24"/>
+          <w:szCs w:val="24"/>
+        </w:rPr>
+      </w:pPr>
+      <w:r>
+        <w:rPr>
+          <w:rFonts w:ascii="宋体" w:eastAsia="宋体" w:hAnsi="宋体" w:cs="宋体"/>
+          <w:kern w:val="0"/>
+          <w:sz w:val="24"/>
+          <w:szCs w:val="24"/>
+        </w:rPr>
+        <w:t>即使为了检查样式，也优先使用本地页面。只有本地无法复现部署环境问题时，才考虑临时上线，并应提前说明。</w:t>
+      </w:r>
+    </w:p>
+    <w:p>
+      <w:pPr>
+        <w:widowControl/>
+        <w:jc w:val="left"/>
+        <w:rPr>
+          <w:rFonts w:ascii="宋体" w:eastAsia="宋体" w:hAnsi="宋体" w:cs="宋体"/>
+          <w:kern w:val="0"/>
+          <w:sz w:val="24"/>
+          <w:szCs w:val="24"/>
+        </w:rPr>
+      </w:pPr>
+      <w:r>
+        <w:rPr>
+          <w:rFonts w:ascii="宋体" w:eastAsia="宋体" w:hAnsi="宋体" w:cs="宋体"/>
+          <w:kern w:val="0"/>
+          <w:sz w:val="24"/>
+          <w:szCs w:val="24"/>
+        </w:rPr>
+        <w:t>网页预览网站在默认浏览器中打开打开方式</w:t>
+      </w:r>
+    </w:p>
+    <w:p>
+      <w:pPr>
+        <w:widowControl/>
+        <w:jc w:val="left"/>
+        <w:rPr>
+          <w:rFonts w:ascii="宋体" w:eastAsia="宋体" w:hAnsi="宋体" w:cs="宋体"/>
+          <w:kern w:val="0"/>
+          <w:sz w:val="24"/>
+          <w:szCs w:val="24"/>
+        </w:rPr>
+      </w:pPr>
+      <w:r>
+        <w:rPr>
+          <w:rFonts w:ascii="宋体" w:eastAsia="宋体" w:hAnsi="宋体" w:cs="宋体"/>
+          <w:kern w:val="0"/>
+          <w:sz w:val="24"/>
+          <w:szCs w:val="24"/>
+        </w:rPr>
+        <w:t>11:35</w:t>
+      </w:r>
+    </w:p>
+    <w:p>
+      <w:pPr>
+        <w:widowControl/>
+        <w:spacing w:before="100" w:beforeAutospacing="1" w:after="100" w:afterAutospacing="1"/>
+        <w:jc w:val="left"/>
+        <w:rPr>
+          <w:rFonts w:ascii="宋体" w:eastAsia="宋体" w:hAnsi="宋体" w:cs="宋体"/>
+          <w:kern w:val="0"/>
+          <w:sz w:val="24"/>
+          <w:szCs w:val="24"/>
+        </w:rPr>
+      </w:pPr>
+      <w:r>
+        <w:rPr>
+          <w:rFonts w:ascii="宋体" w:eastAsia="宋体" w:hAnsi="宋体" w:cs="宋体"/>
+          <w:kern w:val="0"/>
+          <w:sz w:val="24"/>
+          <w:szCs w:val="24"/>
+        </w:rPr>
+        <w:t>不发布site的话，codex能够进行实际页面的验证吗</w:t>
+      </w:r>
+    </w:p>
+    <w:p>
+      <w:pPr>
+        <w:widowControl/>
+        <w:jc w:val="left"/>
+        <w:rPr>
+          <w:rFonts w:ascii="宋体" w:eastAsia="宋体" w:hAnsi="宋体" w:cs="宋体"/>
+          <w:kern w:val="0"/>
+          <w:sz w:val="24"/>
+          <w:szCs w:val="24"/>
+        </w:rPr>
+      </w:pPr>
+      <w:r>
+        <w:rPr>
+          <w:rFonts w:ascii="宋体" w:eastAsia="宋体" w:hAnsi="宋体" w:cs="宋体"/>
+          <w:kern w:val="0"/>
+          <w:sz w:val="24"/>
+          <w:szCs w:val="24"/>
+        </w:rPr>
+        <w:t>11:37</w:t>
+      </w:r>
+    </w:p>
+    <w:p>
+      <w:pPr>
+        <w:widowControl/>
+        <w:spacing w:before="100" w:beforeAutospacing="1" w:after="100" w:afterAutospacing="1"/>
+        <w:jc w:val="left"/>
+        <w:rPr>
+          <w:rFonts w:ascii="宋体" w:eastAsia="宋体" w:hAnsi="宋体" w:cs="宋体"/>
+          <w:kern w:val="0"/>
+          <w:sz w:val="24"/>
+          <w:szCs w:val="24"/>
+        </w:rPr>
+      </w:pPr>
+      <w:r>
+        <w:rPr>
+          <w:rFonts w:ascii="宋体" w:eastAsia="宋体" w:hAnsi="宋体" w:cs="宋体"/>
+          <w:kern w:val="0"/>
+          <w:sz w:val="24"/>
+          <w:szCs w:val="24"/>
+        </w:rPr>
+        <w:t>可以，而且对这个项目来说，本地验证更合适。</w:t>
+      </w:r>
+    </w:p>
+    <w:p>
+      <w:pPr>
+        <w:widowControl/>
+        <w:spacing w:before="100" w:beforeAutospacing="1" w:after="100" w:afterAutospacing="1"/>
+        <w:jc w:val="left"/>
+        <w:rPr>
+          <w:rFonts w:ascii="宋体" w:eastAsia="宋体" w:hAnsi="宋体" w:cs="宋体"/>
+          <w:kern w:val="0"/>
+          <w:sz w:val="24"/>
+          <w:szCs w:val="24"/>
+        </w:rPr>
+      </w:pPr>
+      <w:r>
+        <w:rPr>
+          <w:rFonts w:ascii="宋体" w:eastAsia="宋体" w:hAnsi="宋体" w:cs="宋体"/>
+          <w:kern w:val="0"/>
+          <w:sz w:val="24"/>
+          <w:szCs w:val="24"/>
+        </w:rPr>
+        <w:t>不发布 Sites，Codex 仍然可以：</w:t>
+      </w:r>
+    </w:p>
+    <w:p>
+      <w:pPr>
+        <w:widowControl/>
+        <w:numPr>
+          <w:ilvl w:val="0"/>
+          <w:numId w:val="3"/>
+        </w:numPr>
+        <w:spacing w:before="100" w:beforeAutospacing="1" w:after="100" w:afterAutospacing="1"/>
+        <w:jc w:val="left"/>
+        <w:rPr>
+          <w:rFonts w:ascii="宋体" w:eastAsia="宋体" w:hAnsi="宋体" w:cs="宋体"/>
+          <w:kern w:val="0"/>
+          <w:sz w:val="24"/>
+          <w:szCs w:val="24"/>
+        </w:rPr>
+      </w:pPr>
+      <w:r>
+        <w:rPr>
+          <w:rFonts w:ascii="宋体" w:eastAsia="宋体" w:hAnsi="宋体" w:cs="宋体"/>
+          <w:kern w:val="0"/>
+          <w:sz w:val="24"/>
+          <w:szCs w:val="24"/>
+        </w:rPr>
+        <w:t xml:space="preserve">启动 </w:t>
+      </w:r>
+      <w:proofErr w:type="spellStart"/>
+      <w:r>
+        <w:rPr>
+          <w:rFonts w:ascii="宋体" w:eastAsia="宋体" w:hAnsi="宋体" w:cs="宋体"/>
+          <w:kern w:val="0"/>
+          <w:sz w:val="24"/>
+          <w:szCs w:val="24"/>
+        </w:rPr>
+        <w:t>npm</w:t>
+      </w:r>
+      <w:proofErr w:type="spellEnd"/>
+      <w:r>
+        <w:rPr>
+          <w:rFonts w:ascii="宋体" w:eastAsia="宋体" w:hAnsi="宋体" w:cs="宋体"/>
+          <w:kern w:val="0"/>
+          <w:sz w:val="24"/>
+          <w:szCs w:val="24"/>
+        </w:rPr>
+        <w:t xml:space="preserve"> run dev；</w:t>
+      </w:r>
+    </w:p>
+    <w:p>
+      <w:pPr>
+        <w:widowControl/>
+        <w:numPr>
+          <w:ilvl w:val="0"/>
+          <w:numId w:val="3"/>
+        </w:numPr>
+        <w:spacing w:before="100" w:beforeAutospacing="1" w:after="100" w:afterAutospacing="1"/>
+        <w:jc w:val="left"/>
+        <w:rPr>
+          <w:rFonts w:ascii="宋体" w:eastAsia="宋体" w:hAnsi="宋体" w:cs="宋体"/>
+          <w:kern w:val="0"/>
+          <w:sz w:val="24"/>
+          <w:szCs w:val="24"/>
+        </w:rPr>
+      </w:pPr>
+      <w:r>
+        <w:rPr>
+          <w:rFonts w:ascii="宋体" w:eastAsia="宋体" w:hAnsi="宋体" w:cs="宋体"/>
+          <w:kern w:val="0"/>
+          <w:sz w:val="24"/>
+          <w:szCs w:val="24"/>
+        </w:rPr>
+        <w:t>打开 http://localhost:4321/；</w:t>
+      </w:r>
+    </w:p>
+    <w:p>
+      <w:pPr>
+        <w:widowControl/>
+        <w:numPr>
+          <w:ilvl w:val="0"/>
+          <w:numId w:val="3"/>
+        </w:numPr>
+        <w:spacing w:before="100" w:beforeAutospacing="1" w:after="100" w:afterAutospacing="1"/>
+        <w:jc w:val="left"/>
+        <w:rPr>
+          <w:rFonts w:ascii="宋体" w:eastAsia="宋体" w:hAnsi="宋体" w:cs="宋体"/>
+          <w:kern w:val="0"/>
+          <w:sz w:val="24"/>
+          <w:szCs w:val="24"/>
+        </w:rPr>
+      </w:pPr>
+      <w:r>
+        <w:rPr>
+          <w:rFonts w:ascii="宋体" w:eastAsia="宋体" w:hAnsi="宋体" w:cs="宋体"/>
+          <w:kern w:val="0"/>
+          <w:sz w:val="24"/>
+          <w:szCs w:val="24"/>
+        </w:rPr>
+        <w:t>实际滚动页面并检查正向、反向动画；</w:t>
+      </w:r>
+    </w:p>
+    <w:p>
+      <w:pPr>
+        <w:widowControl/>
+        <w:numPr>
+          <w:ilvl w:val="0"/>
+          <w:numId w:val="3"/>
+        </w:numPr>
+        <w:spacing w:before="100" w:beforeAutospacing="1" w:after="100" w:afterAutospacing="1"/>
+        <w:jc w:val="left"/>
+        <w:rPr>
+          <w:rFonts w:ascii="宋体" w:eastAsia="宋体" w:hAnsi="宋体" w:cs="宋体"/>
+          <w:kern w:val="0"/>
+          <w:sz w:val="24"/>
+          <w:szCs w:val="24"/>
+        </w:rPr>
+      </w:pPr>
+      <w:r>
+        <w:rPr>
+          <w:rFonts w:ascii="宋体" w:eastAsia="宋体" w:hAnsi="宋体" w:cs="宋体"/>
+          <w:kern w:val="0"/>
+          <w:sz w:val="24"/>
+          <w:szCs w:val="24"/>
+        </w:rPr>
+        <w:t>跳到指定故事进度；</w:t>
+      </w:r>
+    </w:p>
+    <w:p>
+      <w:pPr>
+        <w:widowControl/>
+        <w:numPr>
+          <w:ilvl w:val="0"/>
+          <w:numId w:val="3"/>
+        </w:numPr>
+        <w:spacing w:before="100" w:beforeAutospacing="1" w:after="100" w:afterAutospacing="1"/>
+        <w:jc w:val="left"/>
+        <w:rPr>
+          <w:rFonts w:ascii="宋体" w:eastAsia="宋体" w:hAnsi="宋体" w:cs="宋体"/>
+          <w:kern w:val="0"/>
+          <w:sz w:val="24"/>
+          <w:szCs w:val="24"/>
+        </w:rPr>
+      </w:pPr>
+      <w:r>
+        <w:rPr>
+          <w:rFonts w:ascii="宋体" w:eastAsia="宋体" w:hAnsi="宋体" w:cs="宋体"/>
+          <w:kern w:val="0"/>
+          <w:sz w:val="24"/>
+          <w:szCs w:val="24"/>
+        </w:rPr>
+        <w:t>测量元素位置、尺寸、重叠和可见性；</w:t>
+      </w:r>
+    </w:p>
+    <w:p>
+      <w:pPr>
+        <w:widowControl/>
+        <w:numPr>
+          <w:ilvl w:val="0"/>
+          <w:numId w:val="3"/>
+        </w:numPr>
+        <w:spacing w:before="100" w:beforeAutospacing="1" w:after="100" w:afterAutospacing="1"/>
+        <w:jc w:val="left"/>
+        <w:rPr>
+          <w:rFonts w:ascii="宋体" w:eastAsia="宋体" w:hAnsi="宋体" w:cs="宋体"/>
+          <w:kern w:val="0"/>
+          <w:sz w:val="24"/>
+          <w:szCs w:val="24"/>
+        </w:rPr>
+      </w:pPr>
+      <w:r>
+        <w:rPr>
+          <w:rFonts w:ascii="宋体" w:eastAsia="宋体" w:hAnsi="宋体" w:cs="宋体"/>
+          <w:kern w:val="0"/>
+          <w:sz w:val="24"/>
+          <w:szCs w:val="24"/>
+        </w:rPr>
+        <w:t>切换完整动画和 Reduced Motion；</w:t>
+      </w:r>
+    </w:p>
+    <w:p>
+      <w:pPr>
+        <w:widowControl/>
+        <w:numPr>
+          <w:ilvl w:val="0"/>
+          <w:numId w:val="3"/>
+        </w:numPr>
+        <w:spacing w:before="100" w:beforeAutospacing="1" w:after="100" w:afterAutospacing="1"/>
+        <w:jc w:val="left"/>
+        <w:rPr>
+          <w:rFonts w:ascii="宋体" w:eastAsia="宋体" w:hAnsi="宋体" w:cs="宋体"/>
+          <w:kern w:val="0"/>
+          <w:sz w:val="24"/>
+          <w:szCs w:val="24"/>
+        </w:rPr>
+      </w:pPr>
+      <w:r>
+        <w:rPr>
+          <w:rFonts w:ascii="宋体" w:eastAsia="宋体" w:hAnsi="宋体" w:cs="宋体"/>
+          <w:kern w:val="0"/>
+          <w:sz w:val="24"/>
+          <w:szCs w:val="24"/>
+        </w:rPr>
+        <w:t>模拟 375px 等移动端视口；</w:t>
+      </w:r>
+    </w:p>
+    <w:p>
+      <w:pPr>
+        <w:widowControl/>
+        <w:numPr>
+          <w:ilvl w:val="0"/>
+          <w:numId w:val="3"/>
+        </w:numPr>
+        <w:spacing w:before="100" w:beforeAutospacing="1" w:after="100" w:afterAutospacing="1"/>
+        <w:jc w:val="left"/>
+        <w:rPr>
+          <w:rFonts w:ascii="宋体" w:eastAsia="宋体" w:hAnsi="宋体" w:cs="宋体"/>
+          <w:kern w:val="0"/>
+          <w:sz w:val="24"/>
+          <w:szCs w:val="24"/>
+        </w:rPr>
+      </w:pPr>
+      <w:r>
+        <w:rPr>
+          <w:rFonts w:ascii="宋体" w:eastAsia="宋体" w:hAnsi="宋体" w:cs="宋体"/>
+          <w:kern w:val="0"/>
+          <w:sz w:val="24"/>
+          <w:szCs w:val="24"/>
+        </w:rPr>
+        <w:t>检查链接、键盘焦点和导航；</w:t>
+      </w:r>
+    </w:p>
+    <w:p>
+      <w:pPr>
+        <w:widowControl/>
+        <w:numPr>
+          <w:ilvl w:val="0"/>
+          <w:numId w:val="3"/>
+        </w:numPr>
+        <w:spacing w:before="100" w:beforeAutospacing="1" w:after="100" w:afterAutospacing="1"/>
+        <w:jc w:val="left"/>
+        <w:rPr>
+          <w:rFonts w:ascii="宋体" w:eastAsia="宋体" w:hAnsi="宋体" w:cs="宋体"/>
+          <w:kern w:val="0"/>
+          <w:sz w:val="24"/>
+          <w:szCs w:val="24"/>
+        </w:rPr>
+      </w:pPr>
+      <w:r>
+        <w:rPr>
+          <w:rFonts w:ascii="宋体" w:eastAsia="宋体" w:hAnsi="宋体" w:cs="宋体"/>
+          <w:kern w:val="0"/>
+          <w:sz w:val="24"/>
+          <w:szCs w:val="24"/>
+        </w:rPr>
+        <w:t>查看浏览器控制台错误；</w:t>
+      </w:r>
+    </w:p>
+    <w:p>
+      <w:pPr>
+        <w:widowControl/>
+        <w:numPr>
+          <w:ilvl w:val="0"/>
+          <w:numId w:val="3"/>
+        </w:numPr>
+        <w:spacing w:before="100" w:beforeAutospacing="1" w:after="100" w:afterAutospacing="1"/>
+        <w:jc w:val="left"/>
+        <w:rPr>
+          <w:rFonts w:ascii="宋体" w:eastAsia="宋体" w:hAnsi="宋体" w:cs="宋体"/>
+          <w:kern w:val="0"/>
+          <w:sz w:val="24"/>
+          <w:szCs w:val="24"/>
+        </w:rPr>
+      </w:pPr>
+      <w:r>
+        <w:rPr>
+          <w:rFonts w:ascii="宋体" w:eastAsia="宋体" w:hAnsi="宋体" w:cs="宋体"/>
+          <w:kern w:val="0"/>
+          <w:sz w:val="24"/>
+          <w:szCs w:val="24"/>
+        </w:rPr>
+        <w:t>截取本地页面截图进行视觉对比；</w:t>
+      </w:r>
+    </w:p>
+    <w:p>
+      <w:pPr>
+        <w:widowControl/>
+        <w:numPr>
+          <w:ilvl w:val="0"/>
+          <w:numId w:val="3"/>
+        </w:numPr>
+        <w:spacing w:before="100" w:beforeAutospacing="1" w:after="100" w:afterAutospacing="1"/>
+        <w:jc w:val="left"/>
+        <w:rPr>
+          <w:rFonts w:ascii="宋体" w:eastAsia="宋体" w:hAnsi="宋体" w:cs="宋体"/>
+          <w:kern w:val="0"/>
+          <w:sz w:val="24"/>
+          <w:szCs w:val="24"/>
+        </w:rPr>
+      </w:pPr>
+      <w:r>
+        <w:rPr>
+          <w:rFonts w:ascii="宋体" w:eastAsia="宋体" w:hAnsi="宋体" w:cs="宋体"/>
+          <w:kern w:val="0"/>
+          <w:sz w:val="24"/>
+          <w:szCs w:val="24"/>
+        </w:rPr>
+        <w:t>运行 Astro Check、</w:t>
+      </w:r>
+      <w:proofErr w:type="spellStart"/>
+      <w:r>
+        <w:rPr>
+          <w:rFonts w:ascii="宋体" w:eastAsia="宋体" w:hAnsi="宋体" w:cs="宋体"/>
+          <w:kern w:val="0"/>
+          <w:sz w:val="24"/>
+          <w:szCs w:val="24"/>
+        </w:rPr>
+        <w:t>ESLint</w:t>
+      </w:r>
+      <w:proofErr w:type="spellEnd"/>
+      <w:r>
+        <w:rPr>
+          <w:rFonts w:ascii="宋体" w:eastAsia="宋体" w:hAnsi="宋体" w:cs="宋体"/>
+          <w:kern w:val="0"/>
+          <w:sz w:val="24"/>
+          <w:szCs w:val="24"/>
+        </w:rPr>
+        <w:t>、测试和生产构建。</w:t>
+      </w:r>
+    </w:p>
+    <w:p>
+      <w:pPr>
+        <w:widowControl/>
+        <w:spacing w:before="100" w:beforeAutospacing="1" w:after="100" w:afterAutospacing="1"/>
+        <w:jc w:val="left"/>
+        <w:rPr>
+          <w:rFonts w:ascii="宋体" w:eastAsia="宋体" w:hAnsi="宋体" w:cs="宋体"/>
+          <w:kern w:val="0"/>
+          <w:sz w:val="24"/>
+          <w:szCs w:val="24"/>
+        </w:rPr>
+      </w:pPr>
+      <w:r>
+        <w:rPr>
+          <w:rFonts w:ascii="宋体" w:eastAsia="宋体" w:hAnsi="宋体" w:cs="宋体"/>
+          <w:kern w:val="0"/>
+          <w:sz w:val="24"/>
+          <w:szCs w:val="24"/>
+        </w:rPr>
+        <w:t>Sites 发布主要用于提供可分享的线上地址，并不会让本地页面验证变得更准确。像你现在这种滚动时机和卡片位置问题，验证 localhost 反而能确保检查的是工作区内最新代码。</w:t>
+      </w:r>
+    </w:p>
+    <w:p>
+      <w:pPr>
+        <w:widowControl/>
+        <w:spacing w:before="100" w:beforeAutospacing="1" w:after="100" w:afterAutospacing="1"/>
+        <w:jc w:val="left"/>
+        <w:rPr>
+          <w:rFonts w:ascii="宋体" w:eastAsia="宋体" w:hAnsi="宋体" w:cs="宋体"/>
+          <w:kern w:val="0"/>
+          <w:sz w:val="24"/>
+          <w:szCs w:val="24"/>
+        </w:rPr>
+      </w:pPr>
+      <w:r>
+        <w:rPr>
+          <w:rFonts w:ascii="宋体" w:eastAsia="宋体" w:hAnsi="宋体" w:cs="宋体"/>
+          <w:kern w:val="0"/>
+          <w:sz w:val="24"/>
+          <w:szCs w:val="24"/>
+        </w:rPr>
+        <w:t>今后可以采用这个默认流程：</w:t>
+      </w:r>
+    </w:p>
+    <w:p>
+      <w:pPr>
+        <w:widowControl/>
+        <w:tabs>
+          <w:tab w:val="left" w:pos="916"/>
+          <w:tab w:val="left" w:pos="1832"/>
+          <w:tab w:val="left" w:pos="2748"/>
+          <w:tab w:val="left" w:pos="3664"/>
+          <w:tab w:val="left" w:pos="4580"/>
+          <w:tab w:val="left" w:pos="5496"/>
+          <w:tab w:val="left" w:pos="6412"/>
+          <w:tab w:val="left" w:pos="7328"/>
+          <w:tab w:val="left" w:pos="8244"/>
+          <w:tab w:val="left" w:pos="9160"/>
+          <w:tab w:val="left" w:pos="10076"/>
+          <w:tab w:val="left" w:pos="10992"/>
+          <w:tab w:val="left" w:pos="11908"/>
+          <w:tab w:val="left" w:pos="12824"/>
+          <w:tab w:val="left" w:pos="13740"/>
+          <w:tab w:val="left" w:pos="14656"/>
+        </w:tabs>
+        <w:jc w:val="left"/>
+        <w:rPr>
+          <w:rFonts w:ascii="宋体" w:eastAsia="宋体" w:hAnsi="宋体" w:cs="宋体"/>
+          <w:kern w:val="0"/>
+          <w:sz w:val="24"/>
+          <w:szCs w:val="24"/>
+        </w:rPr>
+      </w:pPr>
+      <w:r>
+        <w:rPr>
+          <w:rFonts w:ascii="宋体" w:eastAsia="宋体" w:hAnsi="宋体" w:cs="宋体"/>
+          <w:kern w:val="0"/>
+          <w:sz w:val="24"/>
+          <w:szCs w:val="24"/>
+        </w:rPr>
+        <w:lastRenderedPageBreak/>
+        <w:t>修改代码</w:t>
+      </w:r>
+    </w:p>
+    <w:p>
+      <w:pPr>
+        <w:widowControl/>
+        <w:tabs>
+          <w:tab w:val="left" w:pos="916"/>
+          <w:tab w:val="left" w:pos="1832"/>
+          <w:tab w:val="left" w:pos="2748"/>
+          <w:tab w:val="left" w:pos="3664"/>
+          <w:tab w:val="left" w:pos="4580"/>
+          <w:tab w:val="left" w:pos="5496"/>
+          <w:tab w:val="left" w:pos="6412"/>
+          <w:tab w:val="left" w:pos="7328"/>
+          <w:tab w:val="left" w:pos="8244"/>
+          <w:tab w:val="left" w:pos="9160"/>
+          <w:tab w:val="left" w:pos="10076"/>
+          <w:tab w:val="left" w:pos="10992"/>
+          <w:tab w:val="left" w:pos="11908"/>
+          <w:tab w:val="left" w:pos="12824"/>
+          <w:tab w:val="left" w:pos="13740"/>
+          <w:tab w:val="left" w:pos="14656"/>
+        </w:tabs>
+        <w:jc w:val="left"/>
+        <w:rPr>
+          <w:rFonts w:ascii="宋体" w:eastAsia="宋体" w:hAnsi="宋体" w:cs="宋体"/>
+          <w:kern w:val="0"/>
+          <w:sz w:val="24"/>
+          <w:szCs w:val="24"/>
+        </w:rPr>
+      </w:pPr>
+      <w:r>
+        <w:rPr>
+          <w:rFonts w:ascii="宋体" w:eastAsia="宋体" w:hAnsi="宋体" w:cs="宋体"/>
+          <w:kern w:val="0"/>
+          <w:sz w:val="24"/>
+          <w:szCs w:val="24"/>
+        </w:rPr>
+        <w:t>→ 本地启动 localhost</w:t>
+      </w:r>
+    </w:p>
+    <w:p>
+      <w:pPr>
+        <w:widowControl/>
+        <w:tabs>
+          <w:tab w:val="left" w:pos="916"/>
+          <w:tab w:val="left" w:pos="1832"/>
+          <w:tab w:val="left" w:pos="2748"/>
+          <w:tab w:val="left" w:pos="3664"/>
+          <w:tab w:val="left" w:pos="4580"/>
+          <w:tab w:val="left" w:pos="5496"/>
+          <w:tab w:val="left" w:pos="6412"/>
+          <w:tab w:val="left" w:pos="7328"/>
+          <w:tab w:val="left" w:pos="8244"/>
+          <w:tab w:val="left" w:pos="9160"/>
+          <w:tab w:val="left" w:pos="10076"/>
+          <w:tab w:val="left" w:pos="10992"/>
+          <w:tab w:val="left" w:pos="11908"/>
+          <w:tab w:val="left" w:pos="12824"/>
+          <w:tab w:val="left" w:pos="13740"/>
+          <w:tab w:val="left" w:pos="14656"/>
+        </w:tabs>
+        <w:jc w:val="left"/>
+        <w:rPr>
+          <w:rFonts w:ascii="宋体" w:eastAsia="宋体" w:hAnsi="宋体" w:cs="宋体"/>
+          <w:kern w:val="0"/>
+          <w:sz w:val="24"/>
+          <w:szCs w:val="24"/>
+        </w:rPr>
+      </w:pPr>
+      <w:r>
+        <w:rPr>
+          <w:rFonts w:ascii="宋体" w:eastAsia="宋体" w:hAnsi="宋体" w:cs="宋体"/>
+          <w:kern w:val="0"/>
+          <w:sz w:val="24"/>
+          <w:szCs w:val="24"/>
+        </w:rPr>
+        <w:t>→ 实际浏览器验证</w:t>
+      </w:r>
+    </w:p>
+    <w:p>
+      <w:pPr>
+        <w:widowControl/>
+        <w:tabs>
+          <w:tab w:val="left" w:pos="916"/>
+          <w:tab w:val="left" w:pos="1832"/>
+          <w:tab w:val="left" w:pos="2748"/>
+          <w:tab w:val="left" w:pos="3664"/>
+          <w:tab w:val="left" w:pos="4580"/>
+          <w:tab w:val="left" w:pos="5496"/>
+          <w:tab w:val="left" w:pos="6412"/>
+          <w:tab w:val="left" w:pos="7328"/>
+          <w:tab w:val="left" w:pos="8244"/>
+          <w:tab w:val="left" w:pos="9160"/>
+          <w:tab w:val="left" w:pos="10076"/>
+          <w:tab w:val="left" w:pos="10992"/>
+          <w:tab w:val="left" w:pos="11908"/>
+          <w:tab w:val="left" w:pos="12824"/>
+          <w:tab w:val="left" w:pos="13740"/>
+          <w:tab w:val="left" w:pos="14656"/>
+        </w:tabs>
+        <w:jc w:val="left"/>
+        <w:rPr>
+          <w:rFonts w:ascii="宋体" w:eastAsia="宋体" w:hAnsi="宋体" w:cs="宋体"/>
+          <w:kern w:val="0"/>
+          <w:sz w:val="24"/>
+          <w:szCs w:val="24"/>
+        </w:rPr>
+      </w:pPr>
+      <w:r>
+        <w:rPr>
+          <w:rFonts w:ascii="宋体" w:eastAsia="宋体" w:hAnsi="宋体" w:cs="宋体"/>
+          <w:kern w:val="0"/>
+          <w:sz w:val="24"/>
+          <w:szCs w:val="24"/>
+        </w:rPr>
+        <w:t>→ 运行测试和生产构建</w:t>
+      </w:r>
+    </w:p>
+    <w:p>
+      <w:pPr>
+        <w:widowControl/>
+        <w:tabs>
+          <w:tab w:val="left" w:pos="916"/>
+          <w:tab w:val="left" w:pos="1832"/>
+          <w:tab w:val="left" w:pos="2748"/>
+          <w:tab w:val="left" w:pos="3664"/>
+          <w:tab w:val="left" w:pos="4580"/>
+          <w:tab w:val="left" w:pos="5496"/>
+          <w:tab w:val="left" w:pos="6412"/>
+          <w:tab w:val="left" w:pos="7328"/>
+          <w:tab w:val="left" w:pos="8244"/>
+          <w:tab w:val="left" w:pos="9160"/>
+          <w:tab w:val="left" w:pos="10076"/>
+          <w:tab w:val="left" w:pos="10992"/>
+          <w:tab w:val="left" w:pos="11908"/>
+          <w:tab w:val="left" w:pos="12824"/>
+          <w:tab w:val="left" w:pos="13740"/>
+          <w:tab w:val="left" w:pos="14656"/>
+        </w:tabs>
+        <w:jc w:val="left"/>
+        <w:rPr>
+          <w:rFonts w:ascii="宋体" w:eastAsia="宋体" w:hAnsi="宋体" w:cs="宋体"/>
+          <w:kern w:val="0"/>
+          <w:sz w:val="24"/>
+          <w:szCs w:val="24"/>
+        </w:rPr>
+      </w:pPr>
+      <w:r>
+        <w:rPr>
+          <w:rFonts w:ascii="宋体" w:eastAsia="宋体" w:hAnsi="宋体" w:cs="宋体"/>
+          <w:kern w:val="0"/>
+          <w:sz w:val="24"/>
+          <w:szCs w:val="24"/>
+        </w:rPr>
+        <w:t>→ 汇报结果</w:t>
+      </w:r>
+    </w:p>
+    <w:p>
+      <w:pPr>
+        <w:widowControl/>
+        <w:spacing w:before="100" w:beforeAutospacing="1" w:after="100" w:afterAutospacing="1"/>
+        <w:jc w:val="left"/>
+        <w:rPr>
+          <w:rFonts w:ascii="宋体" w:eastAsia="宋体" w:hAnsi="宋体" w:cs="宋体"/>
+          <w:kern w:val="0"/>
+          <w:sz w:val="24"/>
+          <w:szCs w:val="24"/>
+        </w:rPr>
+      </w:pPr>
+      <w:r>
+        <w:rPr>
+          <w:rFonts w:ascii="宋体" w:eastAsia="宋体" w:hAnsi="宋体" w:cs="宋体"/>
+          <w:kern w:val="0"/>
+          <w:sz w:val="24"/>
+          <w:szCs w:val="24"/>
+        </w:rPr>
+        <w:t>只有你明确说“发布”“上线”或需要调查线上环境差异时，再执行部署。</w:t>
+      </w:r>
+    </w:p>
+    <w:p>
+      <w:pPr>
+        <w:widowControl/>
+        <w:jc w:val="left"/>
+        <w:rPr>
+          <w:rFonts w:ascii="宋体" w:eastAsia="宋体" w:hAnsi="宋体" w:cs="宋体"/>
+          <w:kern w:val="0"/>
+          <w:sz w:val="24"/>
+          <w:szCs w:val="24"/>
+        </w:rPr>
+      </w:pPr>
+      <w:r>
+        <w:rPr>
+          <w:rFonts w:ascii="宋体" w:eastAsia="宋体" w:hAnsi="宋体" w:cs="宋体"/>
+          <w:kern w:val="0"/>
+          <w:sz w:val="24"/>
+          <w:szCs w:val="24"/>
+        </w:rPr>
+        <w:t>网页预览网站在默认浏览器中打开打开方式</w:t>
+      </w:r>
+    </w:p>
+    <w:p>
+      <w:pPr>
+        <w:widowControl/>
+        <w:jc w:val="left"/>
+        <w:rPr>
+          <w:rFonts w:ascii="宋体" w:eastAsia="宋体" w:hAnsi="宋体" w:cs="宋体"/>
+          <w:kern w:val="0"/>
+          <w:sz w:val="24"/>
+          <w:szCs w:val="24"/>
+        </w:rPr>
+      </w:pPr>
+      <w:r>
+        <w:rPr>
+          <w:rFonts w:ascii="宋体" w:eastAsia="宋体" w:hAnsi="宋体" w:cs="宋体"/>
+          <w:kern w:val="0"/>
+          <w:sz w:val="24"/>
+          <w:szCs w:val="24"/>
+        </w:rPr>
+        <w:t>11:37</w:t>
+      </w:r>
+    </w:p>
+    <w:p>
+      <w:pPr>
+        <w:widowControl/>
+        <w:jc w:val="left"/>
+        <w:rPr>
+          <w:rFonts w:ascii="宋体" w:eastAsia="宋体" w:hAnsi="宋体" w:cs="宋体"/>
+          <w:kern w:val="0"/>
+          <w:sz w:val="24"/>
+          <w:szCs w:val="24"/>
+        </w:rPr>
+      </w:pPr>
+      <w:r>
+        <w:rPr>
+          <w:rFonts w:ascii="宋体" w:eastAsia="宋体" w:hAnsi="宋体" w:cs="宋体"/>
+          <w:kern w:val="0"/>
+          <w:sz w:val="24"/>
+          <w:szCs w:val="24"/>
+        </w:rPr>
+        <w:t>请求批准</w:t>
+      </w:r>
+    </w:p>
+    <w:p>
+      <w:pPr>
+        <w:widowControl/>
+        <w:spacing w:before="100" w:beforeAutospacing="1" w:after="100" w:afterAutospacing="1"/>
+        <w:jc w:val="left"/>
+        <w:rPr>
+          <w:rFonts w:ascii="宋体" w:eastAsia="宋体" w:hAnsi="宋体" w:cs="宋体"/>
+          <w:kern w:val="0"/>
+          <w:sz w:val="24"/>
+          <w:szCs w:val="24"/>
+        </w:rPr>
+      </w:pPr>
+    </w:p>
+    <w:p>
+      <w:pPr>
+        <w:widowControl/>
+        <w:jc w:val="left"/>
+        <w:rPr>
+          <w:rFonts w:ascii="宋体" w:eastAsia="宋体" w:hAnsi="宋体" w:cs="宋体"/>
+          <w:kern w:val="0"/>
+          <w:sz w:val="24"/>
+          <w:szCs w:val="24"/>
+        </w:rPr>
+      </w:pPr>
+      <w:r>
+        <w:rPr>
+          <w:rFonts w:ascii="宋体" w:eastAsia="宋体" w:hAnsi="宋体" w:cs="宋体"/>
+          <w:kern w:val="0"/>
+          <w:sz w:val="24"/>
+          <w:szCs w:val="24"/>
+        </w:rPr>
+        <w:t>5.6 Terra轻度5.6 Terra极高5.6 Terra极高5.6 Sol极高</w:t>
+      </w:r>
+    </w:p>
+    <w:p>
+      <w:pPr>
+        <w:widowControl/>
+        <w:jc w:val="left"/>
+        <w:rPr>
+          <w:rFonts w:ascii="宋体" w:eastAsia="宋体" w:hAnsi="宋体" w:cs="宋体"/>
+          <w:kern w:val="0"/>
+          <w:sz w:val="24"/>
+          <w:szCs w:val="24"/>
+        </w:rPr>
+      </w:pPr>
+      <w:r>
+        <w:rPr>
+          <w:rFonts w:ascii="宋体" w:eastAsia="宋体" w:hAnsi="宋体" w:cs="宋体"/>
+          <w:kern w:val="0"/>
+          <w:sz w:val="24"/>
+          <w:szCs w:val="24"/>
+        </w:rPr>
+        <w:t xml:space="preserve">To pick up a draggable item, press the space bar. While dragging, use the arrow keys to move the item. Press space again to drop the item in its new position, or press escape to cancel. </w:t>
+      </w:r>
+    </w:p>
     <w:p/>
     <w:p/>
     <w:p/>
@@ -314,13 +1722,7 @@
     <w:p/>
     <w:p/>
     <w:p/>
-    <w:p>
-      <w:pPr>
-        <w:rPr>
-          <w:rFonts w:hint="eastAsia"/>
-        </w:rPr>
-      </w:pPr>
-    </w:p>
+    <w:p/>
     <w:sectPr>
       <w:pgSz w:w="11906" w:h="16838"/>
       <w:pgMar w:top="1440" w:right="1800" w:bottom="1440" w:left="1800" w:header="851" w:footer="992" w:gutter="0"/>
@@ -367,6 +1769,431 @@
     </w:p>
   </w:footnote>
 </w:footnotes>
+</file>
+
+<file path=word/numbering.xml><?xml version="1.0" encoding="utf-8"?>
+<w:numbering xmlns:wpc="http://schemas.microsoft.com/office/word/2010/wordprocessingCanvas" xmlns:cx="http://schemas.microsoft.com/office/drawing/2014/chartex" xmlns:cx1="http://schemas.microsoft.com/office/drawing/2015/9/8/chartex" xmlns:cx2="http://schemas.microsoft.com/office/drawing/2015/10/21/chartex" xmlns:cx3="http://schemas.microsoft.com/office/drawing/2016/5/9/chartex" xmlns:cx4="http://schemas.microsoft.com/office/drawing/2016/5/10/chartex" xmlns:cx5="http://schemas.microsoft.com/office/drawing/2016/5/11/chartex" xmlns:cx6="http://schemas.microsoft.com/office/drawing/2016/5/12/chartex" xmlns:cx7="http://schemas.microsoft.com/office/drawing/2016/5/13/chartex" xmlns:cx8="http://schemas.microsoft.com/office/drawing/2016/5/14/chartex" xmlns:mc="http://schemas.openxmlformats.org/markup-compatibility/2006" xmlns:aink="http://schemas.microsoft.com/office/drawing/2016/ink" xmlns:am3d="http://schemas.microsoft.com/office/drawing/2017/model3d" xmlns:o="urn:schemas-microsoft-com:office:office" xmlns:r="http://schemas.openxmlformats.org/officeDocument/2006/relationships" xmlns:m="http://schemas.openxmlformats.org/officeDocument/2006/math" xmlns:v="urn:schemas-microsoft-com:vml" xmlns:wp14="http://schemas.microsoft.com/office/word/2010/wordprocessingDrawing" xmlns:wp="http://schemas.openxmlformats.org/drawingml/2006/wordprocessingDrawing" xmlns:w10="urn:schemas-microsoft-com:office:word" xmlns:w="http://schemas.openxmlformats.org/wordprocessingml/2006/main" xmlns:w14="http://schemas.microsoft.com/office/word/2010/wordml" xmlns:w15="http://schemas.microsoft.com/office/word/2012/wordml" xmlns:w16cex="http://schemas.microsoft.com/office/word/2018/wordml/cex" xmlns:w16cid="http://schemas.microsoft.com/office/word/2016/wordml/cid" xmlns:w16="http://schemas.microsoft.com/office/word/2018/wordml" xmlns:w16sdtdh="http://schemas.microsoft.com/office/word/2020/wordml/sdtdatahash" xmlns:w16se="http://schemas.microsoft.com/office/word/2015/wordml/symex" xmlns:wpg="http://schemas.microsoft.com/office/word/2010/wordprocessingGroup" xmlns:wpi="http://schemas.microsoft.com/office/word/2010/wordprocessingInk" xmlns:wne="http://schemas.microsoft.com/office/word/2006/wordml" xmlns:wps="http://schemas.microsoft.com/office/word/2010/wordprocessingShape" mc:Ignorable="w14 w15 w16se w16cid w16 w16cex w16sdtdh wp14">
+  <w:abstractNum w:abstractNumId="0" w15:restartNumberingAfterBreak="0">
+    <w:nsid w:val="2617680E"/>
+    <w:multiLevelType w:val="multilevel"/>
+    <w:tmpl w:val="6FB60154"/>
+    <w:lvl w:ilvl="0">
+      <w:start w:val="1"/>
+      <w:numFmt w:val="bullet"/>
+      <w:lvlText w:val=""/>
+      <w:lvlJc w:val="left"/>
+      <w:pPr>
+        <w:tabs>
+          <w:tab w:val="num" w:pos="720"/>
+        </w:tabs>
+        <w:ind w:left="720" w:hanging="360"/>
+      </w:pPr>
+      <w:rPr>
+        <w:rFonts w:ascii="Symbol" w:hAnsi="Symbol" w:hint="default"/>
+        <w:sz w:val="20"/>
+      </w:rPr>
+    </w:lvl>
+    <w:lvl w:ilvl="1" w:tentative="1">
+      <w:start w:val="1"/>
+      <w:numFmt w:val="bullet"/>
+      <w:lvlText w:val="o"/>
+      <w:lvlJc w:val="left"/>
+      <w:pPr>
+        <w:tabs>
+          <w:tab w:val="num" w:pos="1440"/>
+        </w:tabs>
+        <w:ind w:left="1440" w:hanging="360"/>
+      </w:pPr>
+      <w:rPr>
+        <w:rFonts w:ascii="Courier New" w:hAnsi="Courier New" w:hint="default"/>
+        <w:sz w:val="20"/>
+      </w:rPr>
+    </w:lvl>
+    <w:lvl w:ilvl="2" w:tentative="1">
+      <w:start w:val="1"/>
+      <w:numFmt w:val="bullet"/>
+      <w:lvlText w:val=""/>
+      <w:lvlJc w:val="left"/>
+      <w:pPr>
+        <w:tabs>
+          <w:tab w:val="num" w:pos="2160"/>
+        </w:tabs>
+        <w:ind w:left="2160" w:hanging="360"/>
+      </w:pPr>
+      <w:rPr>
+        <w:rFonts w:ascii="Wingdings" w:hAnsi="Wingdings" w:hint="default"/>
+        <w:sz w:val="20"/>
+      </w:rPr>
+    </w:lvl>
+    <w:lvl w:ilvl="3" w:tentative="1">
+      <w:start w:val="1"/>
+      <w:numFmt w:val="bullet"/>
+      <w:lvlText w:val=""/>
+      <w:lvlJc w:val="left"/>
+      <w:pPr>
+        <w:tabs>
+          <w:tab w:val="num" w:pos="2880"/>
+        </w:tabs>
+        <w:ind w:left="2880" w:hanging="360"/>
+      </w:pPr>
+      <w:rPr>
+        <w:rFonts w:ascii="Wingdings" w:hAnsi="Wingdings" w:hint="default"/>
+        <w:sz w:val="20"/>
+      </w:rPr>
+    </w:lvl>
+    <w:lvl w:ilvl="4" w:tentative="1">
+      <w:start w:val="1"/>
+      <w:numFmt w:val="bullet"/>
+      <w:lvlText w:val=""/>
+      <w:lvlJc w:val="left"/>
+      <w:pPr>
+        <w:tabs>
+          <w:tab w:val="num" w:pos="3600"/>
+        </w:tabs>
+        <w:ind w:left="3600" w:hanging="360"/>
+      </w:pPr>
+      <w:rPr>
+        <w:rFonts w:ascii="Wingdings" w:hAnsi="Wingdings" w:hint="default"/>
+        <w:sz w:val="20"/>
+      </w:rPr>
+    </w:lvl>
+    <w:lvl w:ilvl="5" w:tentative="1">
+      <w:start w:val="1"/>
+      <w:numFmt w:val="bullet"/>
+      <w:lvlText w:val=""/>
+      <w:lvlJc w:val="left"/>
+      <w:pPr>
+        <w:tabs>
+          <w:tab w:val="num" w:pos="4320"/>
+        </w:tabs>
+        <w:ind w:left="4320" w:hanging="360"/>
+      </w:pPr>
+      <w:rPr>
+        <w:rFonts w:ascii="Wingdings" w:hAnsi="Wingdings" w:hint="default"/>
+        <w:sz w:val="20"/>
+      </w:rPr>
+    </w:lvl>
+    <w:lvl w:ilvl="6" w:tentative="1">
+      <w:start w:val="1"/>
+      <w:numFmt w:val="bullet"/>
+      <w:lvlText w:val=""/>
+      <w:lvlJc w:val="left"/>
+      <w:pPr>
+        <w:tabs>
+          <w:tab w:val="num" w:pos="5040"/>
+        </w:tabs>
+        <w:ind w:left="5040" w:hanging="360"/>
+      </w:pPr>
+      <w:rPr>
+        <w:rFonts w:ascii="Wingdings" w:hAnsi="Wingdings" w:hint="default"/>
+        <w:sz w:val="20"/>
+      </w:rPr>
+    </w:lvl>
+    <w:lvl w:ilvl="7" w:tentative="1">
+      <w:start w:val="1"/>
+      <w:numFmt w:val="bullet"/>
+      <w:lvlText w:val=""/>
+      <w:lvlJc w:val="left"/>
+      <w:pPr>
+        <w:tabs>
+          <w:tab w:val="num" w:pos="5760"/>
+        </w:tabs>
+        <w:ind w:left="5760" w:hanging="360"/>
+      </w:pPr>
+      <w:rPr>
+        <w:rFonts w:ascii="Wingdings" w:hAnsi="Wingdings" w:hint="default"/>
+        <w:sz w:val="20"/>
+      </w:rPr>
+    </w:lvl>
+    <w:lvl w:ilvl="8" w:tentative="1">
+      <w:start w:val="1"/>
+      <w:numFmt w:val="bullet"/>
+      <w:lvlText w:val=""/>
+      <w:lvlJc w:val="left"/>
+      <w:pPr>
+        <w:tabs>
+          <w:tab w:val="num" w:pos="6480"/>
+        </w:tabs>
+        <w:ind w:left="6480" w:hanging="360"/>
+      </w:pPr>
+      <w:rPr>
+        <w:rFonts w:ascii="Wingdings" w:hAnsi="Wingdings" w:hint="default"/>
+        <w:sz w:val="20"/>
+      </w:rPr>
+    </w:lvl>
+  </w:abstractNum>
+  <w:abstractNum w:abstractNumId="1" w15:restartNumberingAfterBreak="0">
+    <w:nsid w:val="2B9959A2"/>
+    <w:multiLevelType w:val="multilevel"/>
+    <w:tmpl w:val="A9C225F2"/>
+    <w:lvl w:ilvl="0">
+      <w:start w:val="1"/>
+      <w:numFmt w:val="decimal"/>
+      <w:lvlText w:val="%1."/>
+      <w:lvlJc w:val="left"/>
+      <w:pPr>
+        <w:tabs>
+          <w:tab w:val="num" w:pos="720"/>
+        </w:tabs>
+        <w:ind w:left="720" w:hanging="360"/>
+      </w:pPr>
+    </w:lvl>
+    <w:lvl w:ilvl="1" w:tentative="1">
+      <w:start w:val="1"/>
+      <w:numFmt w:val="decimal"/>
+      <w:lvlText w:val="%2."/>
+      <w:lvlJc w:val="left"/>
+      <w:pPr>
+        <w:tabs>
+          <w:tab w:val="num" w:pos="1440"/>
+        </w:tabs>
+        <w:ind w:left="1440" w:hanging="360"/>
+      </w:pPr>
+    </w:lvl>
+    <w:lvl w:ilvl="2" w:tentative="1">
+      <w:start w:val="1"/>
+      <w:numFmt w:val="decimal"/>
+      <w:lvlText w:val="%3."/>
+      <w:lvlJc w:val="left"/>
+      <w:pPr>
+        <w:tabs>
+          <w:tab w:val="num" w:pos="2160"/>
+        </w:tabs>
+        <w:ind w:left="2160" w:hanging="360"/>
+      </w:pPr>
+    </w:lvl>
+    <w:lvl w:ilvl="3" w:tentative="1">
+      <w:start w:val="1"/>
+      <w:numFmt w:val="decimal"/>
+      <w:lvlText w:val="%4."/>
+      <w:lvlJc w:val="left"/>
+      <w:pPr>
+        <w:tabs>
+          <w:tab w:val="num" w:pos="2880"/>
+        </w:tabs>
+        <w:ind w:left="2880" w:hanging="360"/>
+      </w:pPr>
+    </w:lvl>
+    <w:lvl w:ilvl="4" w:tentative="1">
+      <w:start w:val="1"/>
+      <w:numFmt w:val="decimal"/>
+      <w:lvlText w:val="%5."/>
+      <w:lvlJc w:val="left"/>
+      <w:pPr>
+        <w:tabs>
+          <w:tab w:val="num" w:pos="3600"/>
+        </w:tabs>
+        <w:ind w:left="3600" w:hanging="360"/>
+      </w:pPr>
+    </w:lvl>
+    <w:lvl w:ilvl="5" w:tentative="1">
+      <w:start w:val="1"/>
+      <w:numFmt w:val="decimal"/>
+      <w:lvlText w:val="%6."/>
+      <w:lvlJc w:val="left"/>
+      <w:pPr>
+        <w:tabs>
+          <w:tab w:val="num" w:pos="4320"/>
+        </w:tabs>
+        <w:ind w:left="4320" w:hanging="360"/>
+      </w:pPr>
+    </w:lvl>
+    <w:lvl w:ilvl="6" w:tentative="1">
+      <w:start w:val="1"/>
+      <w:numFmt w:val="decimal"/>
+      <w:lvlText w:val="%7."/>
+      <w:lvlJc w:val="left"/>
+      <w:pPr>
+        <w:tabs>
+          <w:tab w:val="num" w:pos="5040"/>
+        </w:tabs>
+        <w:ind w:left="5040" w:hanging="360"/>
+      </w:pPr>
+    </w:lvl>
+    <w:lvl w:ilvl="7" w:tentative="1">
+      <w:start w:val="1"/>
+      <w:numFmt w:val="decimal"/>
+      <w:lvlText w:val="%8."/>
+      <w:lvlJc w:val="left"/>
+      <w:pPr>
+        <w:tabs>
+          <w:tab w:val="num" w:pos="5760"/>
+        </w:tabs>
+        <w:ind w:left="5760" w:hanging="360"/>
+      </w:pPr>
+    </w:lvl>
+    <w:lvl w:ilvl="8" w:tentative="1">
+      <w:start w:val="1"/>
+      <w:numFmt w:val="decimal"/>
+      <w:lvlText w:val="%9."/>
+      <w:lvlJc w:val="left"/>
+      <w:pPr>
+        <w:tabs>
+          <w:tab w:val="num" w:pos="6480"/>
+        </w:tabs>
+        <w:ind w:left="6480" w:hanging="360"/>
+      </w:pPr>
+    </w:lvl>
+  </w:abstractNum>
+  <w:abstractNum w:abstractNumId="2" w15:restartNumberingAfterBreak="0">
+    <w:nsid w:val="2FE77611"/>
+    <w:multiLevelType w:val="multilevel"/>
+    <w:tmpl w:val="72C0C310"/>
+    <w:lvl w:ilvl="0">
+      <w:start w:val="1"/>
+      <w:numFmt w:val="bullet"/>
+      <w:lvlText w:val=""/>
+      <w:lvlJc w:val="left"/>
+      <w:pPr>
+        <w:tabs>
+          <w:tab w:val="num" w:pos="720"/>
+        </w:tabs>
+        <w:ind w:left="720" w:hanging="360"/>
+      </w:pPr>
+      <w:rPr>
+        <w:rFonts w:ascii="Symbol" w:hAnsi="Symbol" w:hint="default"/>
+        <w:sz w:val="20"/>
+      </w:rPr>
+    </w:lvl>
+    <w:lvl w:ilvl="1" w:tentative="1">
+      <w:start w:val="1"/>
+      <w:numFmt w:val="bullet"/>
+      <w:lvlText w:val="o"/>
+      <w:lvlJc w:val="left"/>
+      <w:pPr>
+        <w:tabs>
+          <w:tab w:val="num" w:pos="1440"/>
+        </w:tabs>
+        <w:ind w:left="1440" w:hanging="360"/>
+      </w:pPr>
+      <w:rPr>
+        <w:rFonts w:ascii="Courier New" w:hAnsi="Courier New" w:hint="default"/>
+        <w:sz w:val="20"/>
+      </w:rPr>
+    </w:lvl>
+    <w:lvl w:ilvl="2" w:tentative="1">
+      <w:start w:val="1"/>
+      <w:numFmt w:val="bullet"/>
+      <w:lvlText w:val=""/>
+      <w:lvlJc w:val="left"/>
+      <w:pPr>
+        <w:tabs>
+          <w:tab w:val="num" w:pos="2160"/>
+        </w:tabs>
+        <w:ind w:left="2160" w:hanging="360"/>
+      </w:pPr>
+      <w:rPr>
+        <w:rFonts w:ascii="Wingdings" w:hAnsi="Wingdings" w:hint="default"/>
+        <w:sz w:val="20"/>
+      </w:rPr>
+    </w:lvl>
+    <w:lvl w:ilvl="3" w:tentative="1">
+      <w:start w:val="1"/>
+      <w:numFmt w:val="bullet"/>
+      <w:lvlText w:val=""/>
+      <w:lvlJc w:val="left"/>
+      <w:pPr>
+        <w:tabs>
+          <w:tab w:val="num" w:pos="2880"/>
+        </w:tabs>
+        <w:ind w:left="2880" w:hanging="360"/>
+      </w:pPr>
+      <w:rPr>
+        <w:rFonts w:ascii="Wingdings" w:hAnsi="Wingdings" w:hint="default"/>
+        <w:sz w:val="20"/>
+      </w:rPr>
+    </w:lvl>
+    <w:lvl w:ilvl="4" w:tentative="1">
+      <w:start w:val="1"/>
+      <w:numFmt w:val="bullet"/>
+      <w:lvlText w:val=""/>
+      <w:lvlJc w:val="left"/>
+      <w:pPr>
+        <w:tabs>
+          <w:tab w:val="num" w:pos="3600"/>
+        </w:tabs>
+        <w:ind w:left="3600" w:hanging="360"/>
+      </w:pPr>
+      <w:rPr>
+        <w:rFonts w:ascii="Wingdings" w:hAnsi="Wingdings" w:hint="default"/>
+        <w:sz w:val="20"/>
+      </w:rPr>
+    </w:lvl>
+    <w:lvl w:ilvl="5" w:tentative="1">
+      <w:start w:val="1"/>
+      <w:numFmt w:val="bullet"/>
+      <w:lvlText w:val=""/>
+      <w:lvlJc w:val="left"/>
+      <w:pPr>
+        <w:tabs>
+          <w:tab w:val="num" w:pos="4320"/>
+        </w:tabs>
+        <w:ind w:left="4320" w:hanging="360"/>
+      </w:pPr>
+      <w:rPr>
+        <w:rFonts w:ascii="Wingdings" w:hAnsi="Wingdings" w:hint="default"/>
+        <w:sz w:val="20"/>
+      </w:rPr>
+    </w:lvl>
+    <w:lvl w:ilvl="6" w:tentative="1">
+      <w:start w:val="1"/>
+      <w:numFmt w:val="bullet"/>
+      <w:lvlText w:val=""/>
+      <w:lvlJc w:val="left"/>
+      <w:pPr>
+        <w:tabs>
+          <w:tab w:val="num" w:pos="5040"/>
+        </w:tabs>
+        <w:ind w:left="5040" w:hanging="360"/>
+      </w:pPr>
+      <w:rPr>
+        <w:rFonts w:ascii="Wingdings" w:hAnsi="Wingdings" w:hint="default"/>
+        <w:sz w:val="20"/>
+      </w:rPr>
+    </w:lvl>
+    <w:lvl w:ilvl="7" w:tentative="1">
+      <w:start w:val="1"/>
+      <w:numFmt w:val="bullet"/>
+      <w:lvlText w:val=""/>
+      <w:lvlJc w:val="left"/>
+      <w:pPr>
+        <w:tabs>
+          <w:tab w:val="num" w:pos="5760"/>
+        </w:tabs>
+        <w:ind w:left="5760" w:hanging="360"/>
+      </w:pPr>
+      <w:rPr>
+        <w:rFonts w:ascii="Wingdings" w:hAnsi="Wingdings" w:hint="default"/>
+        <w:sz w:val="20"/>
+      </w:rPr>
+    </w:lvl>
+    <w:lvl w:ilvl="8" w:tentative="1">
+      <w:start w:val="1"/>
+      <w:numFmt w:val="bullet"/>
+      <w:lvlText w:val=""/>
+      <w:lvlJc w:val="left"/>
+      <w:pPr>
+        <w:tabs>
+          <w:tab w:val="num" w:pos="6480"/>
+        </w:tabs>
+        <w:ind w:left="6480" w:hanging="360"/>
+      </w:pPr>
+      <w:rPr>
+        <w:rFonts w:ascii="Wingdings" w:hAnsi="Wingdings" w:hint="default"/>
+        <w:sz w:val="20"/>
+      </w:rPr>
+    </w:lvl>
+  </w:abstractNum>
+  <w:num w:numId="1">
+    <w:abstractNumId w:val="0"/>
+  </w:num>
+  <w:num w:numId="2">
+    <w:abstractNumId w:val="1"/>
+  </w:num>
+  <w:num w:numId="3">
+    <w:abstractNumId w:val="2"/>
+  </w:num>
+</w:numbering>
 </file>
 
 <file path=word/styles.xml><?xml version="1.0" encoding="utf-8"?>
@@ -880,6 +2707,82 @@
       <w:szCs w:val="24"/>
     </w:rPr>
   </w:style>
+  <w:style w:type="character" w:styleId="a8">
+    <w:name w:val="Hyperlink"/>
+    <w:basedOn w:val="a0"/>
+    <w:uiPriority w:val="99"/>
+    <w:semiHidden/>
+    <w:unhideWhenUsed/>
+    <w:rsid w:val="00FF0541"/>
+    <w:rPr>
+      <w:color w:val="0000FF"/>
+      <w:u w:val="single"/>
+    </w:rPr>
+  </w:style>
+  <w:style w:type="paragraph" w:styleId="HTML">
+    <w:name w:val="HTML Preformatted"/>
+    <w:basedOn w:val="a"/>
+    <w:link w:val="HTML0"/>
+    <w:uiPriority w:val="99"/>
+    <w:semiHidden/>
+    <w:unhideWhenUsed/>
+    <w:rsid w:val="00FF0541"/>
+    <w:pPr>
+      <w:widowControl/>
+      <w:tabs>
+        <w:tab w:val="left" w:pos="916"/>
+        <w:tab w:val="left" w:pos="1832"/>
+        <w:tab w:val="left" w:pos="2748"/>
+        <w:tab w:val="left" w:pos="3664"/>
+        <w:tab w:val="left" w:pos="4580"/>
+        <w:tab w:val="left" w:pos="5496"/>
+        <w:tab w:val="left" w:pos="6412"/>
+        <w:tab w:val="left" w:pos="7328"/>
+        <w:tab w:val="left" w:pos="8244"/>
+        <w:tab w:val="left" w:pos="9160"/>
+        <w:tab w:val="left" w:pos="10076"/>
+        <w:tab w:val="left" w:pos="10992"/>
+        <w:tab w:val="left" w:pos="11908"/>
+        <w:tab w:val="left" w:pos="12824"/>
+        <w:tab w:val="left" w:pos="13740"/>
+        <w:tab w:val="left" w:pos="14656"/>
+      </w:tabs>
+      <w:jc w:val="left"/>
+    </w:pPr>
+    <w:rPr>
+      <w:rFonts w:ascii="宋体" w:eastAsia="宋体" w:hAnsi="宋体" w:cs="宋体"/>
+      <w:kern w:val="0"/>
+      <w:sz w:val="24"/>
+      <w:szCs w:val="24"/>
+    </w:rPr>
+  </w:style>
+  <w:style w:type="character" w:customStyle="1" w:styleId="HTML0">
+    <w:name w:val="HTML 预设格式 字符"/>
+    <w:basedOn w:val="a0"/>
+    <w:link w:val="HTML"/>
+    <w:uiPriority w:val="99"/>
+    <w:semiHidden/>
+    <w:rsid w:val="00FF0541"/>
+    <w:rPr>
+      <w:rFonts w:ascii="宋体" w:eastAsia="宋体" w:hAnsi="宋体" w:cs="宋体"/>
+      <w:kern w:val="0"/>
+      <w:sz w:val="24"/>
+      <w:szCs w:val="24"/>
+    </w:rPr>
+  </w:style>
+  <w:style w:type="character" w:styleId="HTML1">
+    <w:name w:val="HTML Code"/>
+    <w:basedOn w:val="a0"/>
+    <w:uiPriority w:val="99"/>
+    <w:semiHidden/>
+    <w:unhideWhenUsed/>
+    <w:rsid w:val="00FF0541"/>
+    <w:rPr>
+      <w:rFonts w:ascii="宋体" w:eastAsia="宋体" w:hAnsi="宋体" w:cs="宋体"/>
+      <w:sz w:val="24"/>
+      <w:szCs w:val="24"/>
+    </w:rPr>
+  </w:style>
 </w:styles>
 </file>
 
